--- a/docs/sop/word/SOP - Assistant Team Leader.docx
+++ b/docs/sop/word/SOP - Assistant Team Leader.docx
@@ -291,6 +291,28 @@
           <w:p>
             <w:r>
               <w:t>Read the SOP library.</w:t>
+            </w:r>
+          </w:p>
+        </w:tc>
+      </w:tr>
+      <w:tr>
+        <w:tc>
+          <w:tcPr>
+            <w:tcW w:type="dxa" w:w="4968"/>
+          </w:tcPr>
+          <w:p>
+            <w:r>
+              <w:t>Email (every Monday)</w:t>
+            </w:r>
+          </w:p>
+        </w:tc>
+        <w:tc>
+          <w:tcPr>
+            <w:tcW w:type="dxa" w:w="4968"/>
+          </w:tcPr>
+          <w:p>
+            <w:r>
+              <w:t>Weekly goal email listing your agents who missed last week's goal (see SOP - Manager - Reports, section 10).</w:t>
             </w:r>
           </w:p>
         </w:tc>

--- a/docs/sop/word/SOP - Assistant Team Leader.docx
+++ b/docs/sop/word/SOP - Assistant Team Leader.docx
@@ -151,7 +151,7 @@
     </w:p>
     <w:p>
       <w:r>
-        <w:t>Assistant Team Leaders follow their own team's work and keep the team roster. Everything except the roster is view only.</w:t>
+        <w:t>Assistant Team Leaders follow their own team's work, keep the team roster and do QC like a QA on the agents and projects where they are set as the QA. Apart from the roster and QC work, the team screens are view only.</w:t>
       </w:r>
     </w:p>
     <w:p>
@@ -203,6 +203,72 @@
                 <w:color w:val="FFFFFF"/>
               </w:rPr>
               <w:t>What you can do</w:t>
+            </w:r>
+          </w:p>
+        </w:tc>
+      </w:tr>
+      <w:tr>
+        <w:tc>
+          <w:tcPr>
+            <w:tcW w:type="dxa" w:w="4968"/>
+          </w:tcPr>
+          <w:p>
+            <w:r>
+              <w:t>Agent Files &amp; QC Report</w:t>
+            </w:r>
+          </w:p>
+        </w:tc>
+        <w:tc>
+          <w:tcPr>
+            <w:tcW w:type="dxa" w:w="4968"/>
+          </w:tcPr>
+          <w:p>
+            <w:r>
+              <w:t>Fill QC forms, rework and correction for agents where you are the QA (same steps as SOP - QA - QC). Includes My QC Report.</w:t>
+            </w:r>
+          </w:p>
+        </w:tc>
+      </w:tr>
+      <w:tr>
+        <w:tc>
+          <w:tcPr>
+            <w:tcW w:type="dxa" w:w="4968"/>
+          </w:tcPr>
+          <w:p>
+            <w:r>
+              <w:t>My Report</w:t>
+            </w:r>
+          </w:p>
+        </w:tc>
+        <w:tc>
+          <w:tcPr>
+            <w:tcW w:type="dxa" w:w="4968"/>
+          </w:tcPr>
+          <w:p>
+            <w:r>
+              <w:t>Add Tracker for your non-QC work (Feedback, Training, Reporting, Other) and see your daily and monthly QA hours (same steps as SOP - QA - Reports and Hours, section 2).</w:t>
+            </w:r>
+          </w:p>
+        </w:tc>
+      </w:tr>
+      <w:tr>
+        <w:tc>
+          <w:tcPr>
+            <w:tcW w:type="dxa" w:w="4968"/>
+          </w:tcPr>
+          <w:p>
+            <w:r>
+              <w:t>Audit Report</w:t>
+            </w:r>
+          </w:p>
+        </w:tc>
+        <w:tc>
+          <w:tcPr>
+            <w:tcW w:type="dxa" w:w="4968"/>
+          </w:tcPr>
+          <w:p>
+            <w:r>
+              <w:t>Audits managers did on your QC.</w:t>
             </w:r>
           </w:p>
         </w:tc>
@@ -280,7 +346,7 @@
           </w:tcPr>
           <w:p>
             <w:r>
-              <w:t>Manage &gt; SOPs / SOPs</w:t>
+              <w:t>SOPs</w:t>
             </w:r>
           </w:p>
         </w:tc>
@@ -496,7 +562,15 @@
         <w:pStyle w:val="ListBullet"/>
       </w:pPr>
       <w:r>
-        <w:t>You cannot change users, projects or tracker entries; ask your manager.</w:t>
+        <w:t>For QC, you only see agents and projects where an admin or manager has picked you as the QA (Quality Analyst / Project QA). Ask them to add you if an agent is missing.</w:t>
+      </w:r>
+    </w:p>
+    <w:p>
+      <w:pPr>
+        <w:pStyle w:val="ListBullet"/>
+      </w:pPr>
+      <w:r>
+        <w:t>You cannot change users, projects or agents' tracker entries; ask your manager.</w:t>
       </w:r>
     </w:p>
     <w:p>

--- a/docs/sop/word/SOP - Assistant Team Leader.docx
+++ b/docs/sop/word/SOP - Assistant Team Leader.docx
@@ -258,7 +258,7 @@
           </w:tcPr>
           <w:p>
             <w:r>
-              <w:t>Audit Report</w:t>
+              <w:t>Analytics &gt; Audit Report</w:t>
             </w:r>
           </w:p>
         </w:tc>
@@ -268,7 +268,7 @@
           </w:tcPr>
           <w:p>
             <w:r>
-              <w:t>Audits managers did on your QC.</w:t>
+              <w:t>Audits managers did on your QC (only your own).</w:t>
             </w:r>
           </w:p>
         </w:tc>

--- a/docs/sop/word/SOP - Assistant Team Leader.docx
+++ b/docs/sop/word/SOP - Assistant Team Leader.docx
@@ -346,6 +346,28 @@
           </w:tcPr>
           <w:p>
             <w:r>
+              <w:t>Projects</w:t>
+            </w:r>
+          </w:p>
+        </w:tc>
+        <w:tc>
+          <w:tcPr>
+            <w:tcW w:type="dxa" w:w="4968"/>
+          </w:tcPr>
+          <w:p>
+            <w:r>
+              <w:t>View only: your team's projects and the ones where you are the QA, with SOP links, project files and tasks (target, QC %, important columns, sample file).</w:t>
+            </w:r>
+          </w:p>
+        </w:tc>
+      </w:tr>
+      <w:tr>
+        <w:tc>
+          <w:tcPr>
+            <w:tcW w:type="dxa" w:w="4968"/>
+          </w:tcPr>
+          <w:p>
+            <w:r>
               <w:t>SOPs</w:t>
             </w:r>
           </w:p>

--- a/docs/sop/word/SOP - Assistant Team Leader.docx
+++ b/docs/sop/word/SOP - Assistant Team Leader.docx
@@ -356,7 +356,7 @@
           </w:tcPr>
           <w:p>
             <w:r>
-              <w:t>View only: your team's projects and the ones where you are the QA, with SOP links, project files and tasks (target, QC %, important columns, sample file).</w:t>
+              <w:t>View only: your team's projects and the ones where you are the QA, with SOP links, project files and tasks (target, QC target, QC %, important columns, sample file).</w:t>
             </w:r>
           </w:p>
         </w:tc>
